--- a/docs/sprint2质量门禁与抗性报告/Sprint2AI抗性挑战完成报告.docx
+++ b/docs/sprint2质量门禁与抗性报告/Sprint2AI抗性挑战完成报告.docx
@@ -1796,12 +1796,6 @@
             <w:insideH w:val="single" w:color="auto" w:sz="4" w:space="0"/>
             <w:insideV w:val="single" w:color="auto" w:sz="4" w:space="0"/>
           </w:tblBorders>
-          <w:tblCellMar>
-            <w:top w:w="0" w:type="dxa"/>
-            <w:left w:w="10" w:type="dxa"/>
-            <w:bottom w:w="0" w:type="dxa"/>
-            <w:right w:w="10" w:type="dxa"/>
-          </w:tblCellMar>
         </w:tblPrEx>
         <w:trPr>
           <w:tblHeader/>
@@ -5782,16 +5776,17 @@
             <w:pPr>
               <w:spacing w:line="300" w:lineRule="auto"/>
               <w:jc w:val="left"/>
+              <w:rPr>
+                <w:rFonts w:hint="default"/>
+                <w:lang w:val="en-US"/>
+              </w:rPr>
             </w:pPr>
             <w:r>
               <w:rPr>
                 <w:rFonts w:hint="eastAsia"/>
                 <w:lang w:val="en-US" w:eastAsia="zh-CN"/>
               </w:rPr>
-              <w:t>9</w:t>
-            </w:r>
-            <w:r>
-              <w:t>5</w:t>
+              <w:t>99</w:t>
             </w:r>
           </w:p>
         </w:tc>
@@ -5884,7 +5879,7 @@
                 <w:rFonts w:hint="eastAsia"/>
                 <w:lang w:val="en-US" w:eastAsia="zh-CN"/>
               </w:rPr>
-              <w:t>5</w:t>
+              <w:t>7</w:t>
             </w:r>
           </w:p>
         </w:tc>
@@ -5996,7 +5991,23 @@
             </w14:solidFill>
           </w14:textFill>
         </w:rPr>
-        <w:t>（1）CH1性能优化：AI可以生成Locust压测脚本，但它无法在真实环境中运行压测并观察结果。当它看到"100%失败率但其他接口正常"时，它会泛泛地建议"检查网络"或"检查后端日志"，而不会发现"Locust请求缺少JWT认证头"这个具体根因。因为AI没有真正执行过压测→观察失败→对比curl→发现认证差异这个完整排查链路。</w:t>
+        <w:t>（1）CH1性能优化</w:t>
+      </w:r>
+      <w:bookmarkStart w:id="0" w:name="_GoBack"/>
+      <w:bookmarkEnd w:id="0"/>
+      <w:r>
+        <w:rPr>
+          <w:rFonts w:ascii="Calibri" w:eastAsia="微软雅黑"/>
+          <w:i w:val="0"/>
+          <w:iCs w:val="0"/>
+          <w:color w:val="000000" w:themeColor="text1"/>
+          <w14:textFill>
+            <w14:solidFill>
+              <w14:schemeClr w14:val="tx1"/>
+            </w14:solidFill>
+          </w14:textFill>
+        </w:rPr>
+        <w:t>：AI可以生成Locust压测脚本，但它无法在真实环境中运行压测并观察结果。当它看到"100%失败率但其他接口正常"时，它会泛泛地建议"检查网络"或"检查后端日志"，而不会发现"Locust请求缺少JWT认证头"这个具体根因。因为AI没有真正执行过压测→观察失败→对比curl→发现认证差异这个完整排查链路。</w:t>
       </w:r>
       <w:r>
         <w:rPr>
@@ -7033,8 +7044,6 @@
         </w:rPr>
         <w:t>图5</w:t>
       </w:r>
-      <w:bookmarkStart w:id="0" w:name="_GoBack"/>
-      <w:bookmarkEnd w:id="0"/>
     </w:p>
     <w:sectPr>
       <w:footerReference r:id="rId3" w:type="default"/>
